--- a/Klootwijk/klb_seedchain_gpu_v0.3.0/klb_seedchain_gpu_v0.3.0/KLB_OrbitSeed_GPU_v0.3.0_Laptop_Verification_ELI5.docx
+++ b/Klootwijk/klb_seedchain_gpu_v0.3.0/klb_seedchain_gpu_v0.3.0/KLB_OrbitSeed_GPU_v0.3.0_Laptop_Verification_ELI5.docx
@@ -2215,7 +2215,7 @@
           <w:i/>
           <w:color w:val="5E6670"/>
         </w:rPr>
-        <w:t>The direct seed kernels use more registers because they reconstruct orbital state and evaluate trigonometric guards. Register spills were zero. Achieved occupancy still requires hardware-counter access and was not measured.</w:t>
+        <w:t>The direct seed kernels use more registers because they reconstruct orbital state and evaluate trigonometric guards. Register spills were zero. Nsight later measured 81.64% achieved occupancy for direct counting and 65.61% for direct compact output.</w:t>
       </w:r>
     </w:p>
     <w:p>
@@ -5753,7 +5753,7 @@
         <w:keepNext/>
       </w:pPr>
       <w:r>
-        <w:t>Logical bandwidth, not measured DRAM</w:t>
+        <w:t>Logical bandwidth versus hardware traffic</w:t>
       </w:r>
     </w:p>
     <w:p>
@@ -5766,7 +5766,7 @@
           <w:i/>
           <w:color w:val="5E6670"/>
         </w:rPr>
-        <w:t>The benchmark's arithmetic reports about 100.6-101.1 GB/s logical materialization traffic and 728-788 GB/s logical dense-query traffic. Those figures are workload byte counts divided by time. They are not Nsight DRAM or L2 hardware counters.</w:t>
+        <w:t>The benchmark's arithmetic reports about 100.6-101.1 GB/s logical materialization traffic and 728-788 GB/s logical dense-query traffic. Those are workload byte counts divided by normal-run time. The later seed-kernel Nsight profile measured only 0.0030% peak DRAM throughput and 0.095% peak L2 throughput, confirming that direct reconstruction is compute-heavy rather than external-memory-heavy.</w:t>
       </w:r>
     </w:p>
     <w:p>
@@ -6044,7 +6044,7 @@
       <w:pPr>
         <w:spacing w:before="100" w:after="200" w:line="264" w:lineRule="auto"/>
         <w:ind w:left="115" w:right="115"/>
-        <w:shd w:fill="FFF8E8"/>
+        <w:shd w:fill="E8EEF5"/>
         <w:pBdr>
           <w:top w:val="single" w:sz="5" w:space="6" w:color="CDD5DF"/>
           <w:left w:val="single" w:sz="5" w:space="6" w:color="CDD5DF"/>
@@ -6056,7 +6056,7 @@
         <w:rPr>
           <w:rFonts w:ascii="Calibri" w:hAnsi="Calibri" w:eastAsia="Calibri"/>
           <w:b/>
-          <w:color w:val="7A5A00"/>
+          <w:color w:val="1F3A5F"/>
           <w:sz w:val="22"/>
         </w:rPr>
         <w:t xml:space="preserve">NSIGHT RESULT  </w:t>
@@ -6067,7 +6067,1094 @@
           <w:color w:val="1A1A1A"/>
           <w:sz w:val="22"/>
         </w:rPr>
-        <w:t>Nsight Compute connected to the process on three separate attempts, but Windows denied access to NVIDIA hardware performance counters each time with ERR_NVGPUCTRPERM. No valid .ncu-rep was produced. Achieved occupancy, constant-cache behavior, SFU utilization, actual DRAM/L2 traffic, warp stalls, and atomic serialization remain unmeasured.</w:t>
+        <w:t>PASS after the NVIDIA counter permission change and Windows reboot. The prescribed full profile produced a valid 10,043,271-byte orbit_seed_profile.ncu-rep. A focused compact-kernel profile produced a second valid report so event-append contention could be measured instead of inferred.</w:t>
+      </w:r>
+    </w:p>
+    <w:tbl>
+      <w:tblPr>
+        <w:tblLook w:firstColumn="1" w:firstRow="1" w:lastColumn="0" w:lastRow="0" w:noHBand="0" w:noVBand="1" w:val="04A0"/>
+        <w:jc w:val="left"/>
+        <w:tblBorders>
+          <w:top w:val="single" w:sz="6" w:space="0" w:color="D7DBE2"/>
+          <w:left w:val="single" w:sz="6" w:space="0" w:color="D7DBE2"/>
+          <w:bottom w:val="single" w:sz="6" w:space="0" w:color="D7DBE2"/>
+          <w:right w:val="single" w:sz="6" w:space="0" w:color="D7DBE2"/>
+          <w:insideH w:val="single" w:sz="6" w:space="0" w:color="D7DBE2"/>
+          <w:insideV w:val="single" w:sz="6" w:space="0" w:color="D7DBE2"/>
+        </w:tblBorders>
+        <w:tblW w:w="9360" w:type="dxa"/>
+        <w:tblInd w:w="120" w:type="dxa"/>
+        <w:tblLayout w:type="fixed"/>
+      </w:tblPr>
+      <w:tblGrid>
+        <w:gridCol w:w="2600"/>
+        <w:gridCol w:w="1450"/>
+        <w:gridCol w:w="1550"/>
+        <w:gridCol w:w="3760"/>
+      </w:tblGrid>
+      <w:tr>
+        <w:trPr>
+          <w:tblHeader w:val="true"/>
+        </w:trPr>
+        <w:tc>
+          <w:tcPr>
+            <w:tcW w:type="dxa" w:w="2600"/>
+            <w:vAlign w:val="center"/>
+            <w:tcMar>
+              <w:top w:w="80" w:type="dxa"/>
+              <w:start w:w="120" w:type="dxa"/>
+              <w:bottom w:w="80" w:type="dxa"/>
+              <w:end w:w="120" w:type="dxa"/>
+            </w:tcMar>
+            <w:shd w:fill="F2F4F7"/>
+          </w:tcPr>
+          <w:p>
+            <w:pPr>
+              <w:spacing w:before="0" w:after="0" w:line="252" w:lineRule="auto"/>
+              <w:jc w:val="left"/>
+            </w:pPr>
+            <w:r/>
+            <w:r>
+              <w:rPr>
+                <w:rFonts w:ascii="Calibri" w:hAnsi="Calibri" w:eastAsia="Calibri"/>
+                <w:b/>
+                <w:color w:val="0B2545"/>
+                <w:sz w:val="18"/>
+              </w:rPr>
+              <w:t>Hardware counter</w:t>
+            </w:r>
+          </w:p>
+        </w:tc>
+        <w:tc>
+          <w:tcPr>
+            <w:tcW w:type="dxa" w:w="1450"/>
+            <w:vAlign w:val="center"/>
+            <w:tcMar>
+              <w:top w:w="80" w:type="dxa"/>
+              <w:start w:w="120" w:type="dxa"/>
+              <w:bottom w:w="80" w:type="dxa"/>
+              <w:end w:w="120" w:type="dxa"/>
+            </w:tcMar>
+            <w:shd w:fill="F2F4F7"/>
+          </w:tcPr>
+          <w:p>
+            <w:pPr>
+              <w:spacing w:before="0" w:after="0" w:line="252" w:lineRule="auto"/>
+              <w:jc w:val="center"/>
+            </w:pPr>
+            <w:r/>
+            <w:r>
+              <w:rPr>
+                <w:rFonts w:ascii="Calibri" w:hAnsi="Calibri" w:eastAsia="Calibri"/>
+                <w:b/>
+                <w:color w:val="0B2545"/>
+                <w:sz w:val="18"/>
+              </w:rPr>
+              <w:t>Seed count</w:t>
+            </w:r>
+          </w:p>
+        </w:tc>
+        <w:tc>
+          <w:tcPr>
+            <w:tcW w:type="dxa" w:w="1550"/>
+            <w:vAlign w:val="center"/>
+            <w:tcMar>
+              <w:top w:w="80" w:type="dxa"/>
+              <w:start w:w="120" w:type="dxa"/>
+              <w:bottom w:w="80" w:type="dxa"/>
+              <w:end w:w="120" w:type="dxa"/>
+            </w:tcMar>
+            <w:shd w:fill="F2F4F7"/>
+          </w:tcPr>
+          <w:p>
+            <w:pPr>
+              <w:spacing w:before="0" w:after="0" w:line="252" w:lineRule="auto"/>
+              <w:jc w:val="center"/>
+            </w:pPr>
+            <w:r/>
+            <w:r>
+              <w:rPr>
+                <w:rFonts w:ascii="Calibri" w:hAnsi="Calibri" w:eastAsia="Calibri"/>
+                <w:b/>
+                <w:color w:val="0B2545"/>
+                <w:sz w:val="18"/>
+              </w:rPr>
+              <w:t>Seed compact</w:t>
+            </w:r>
+          </w:p>
+        </w:tc>
+        <w:tc>
+          <w:tcPr>
+            <w:tcW w:type="dxa" w:w="3760"/>
+            <w:vAlign w:val="center"/>
+            <w:tcMar>
+              <w:top w:w="80" w:type="dxa"/>
+              <w:start w:w="120" w:type="dxa"/>
+              <w:bottom w:w="80" w:type="dxa"/>
+              <w:end w:w="120" w:type="dxa"/>
+            </w:tcMar>
+            <w:shd w:fill="F2F4F7"/>
+          </w:tcPr>
+          <w:p>
+            <w:pPr>
+              <w:spacing w:before="0" w:after="0" w:line="252" w:lineRule="auto"/>
+              <w:jc w:val="left"/>
+            </w:pPr>
+            <w:r/>
+            <w:r>
+              <w:rPr>
+                <w:rFonts w:ascii="Calibri" w:hAnsi="Calibri" w:eastAsia="Calibri"/>
+                <w:b/>
+                <w:color w:val="0B2545"/>
+                <w:sz w:val="18"/>
+              </w:rPr>
+              <w:t>Interpretation</w:t>
+            </w:r>
+          </w:p>
+        </w:tc>
+      </w:tr>
+      <w:tr>
+        <w:tc>
+          <w:tcPr>
+            <w:tcW w:type="dxa" w:w="2600"/>
+            <w:vAlign w:val="center"/>
+            <w:tcMar>
+              <w:top w:w="80" w:type="dxa"/>
+              <w:start w:w="120" w:type="dxa"/>
+              <w:bottom w:w="80" w:type="dxa"/>
+              <w:end w:w="120" w:type="dxa"/>
+            </w:tcMar>
+          </w:tcPr>
+          <w:p>
+            <w:pPr>
+              <w:spacing w:before="0" w:after="0" w:line="252" w:lineRule="auto"/>
+              <w:jc w:val="left"/>
+            </w:pPr>
+            <w:r/>
+            <w:r>
+              <w:rPr>
+                <w:rFonts w:ascii="Calibri" w:hAnsi="Calibri" w:eastAsia="Calibri"/>
+                <w:b w:val="0"/>
+                <w:color w:val="1A1A1A"/>
+                <w:sz w:val="17"/>
+              </w:rPr>
+              <w:t>Registers / thread</w:t>
+            </w:r>
+          </w:p>
+        </w:tc>
+        <w:tc>
+          <w:tcPr>
+            <w:tcW w:type="dxa" w:w="1450"/>
+            <w:vAlign w:val="center"/>
+            <w:tcMar>
+              <w:top w:w="80" w:type="dxa"/>
+              <w:start w:w="120" w:type="dxa"/>
+              <w:bottom w:w="80" w:type="dxa"/>
+              <w:end w:w="120" w:type="dxa"/>
+            </w:tcMar>
+          </w:tcPr>
+          <w:p>
+            <w:pPr>
+              <w:spacing w:before="0" w:after="0" w:line="252" w:lineRule="auto"/>
+              <w:jc w:val="center"/>
+            </w:pPr>
+            <w:r/>
+            <w:r>
+              <w:rPr>
+                <w:rFonts w:ascii="Calibri" w:hAnsi="Calibri" w:eastAsia="Calibri"/>
+                <w:b w:val="0"/>
+                <w:color w:val="1A1A1A"/>
+                <w:sz w:val="17"/>
+              </w:rPr>
+              <w:t>46</w:t>
+            </w:r>
+          </w:p>
+        </w:tc>
+        <w:tc>
+          <w:tcPr>
+            <w:tcW w:type="dxa" w:w="1550"/>
+            <w:vAlign w:val="center"/>
+            <w:tcMar>
+              <w:top w:w="80" w:type="dxa"/>
+              <w:start w:w="120" w:type="dxa"/>
+              <w:bottom w:w="80" w:type="dxa"/>
+              <w:end w:w="120" w:type="dxa"/>
+            </w:tcMar>
+          </w:tcPr>
+          <w:p>
+            <w:pPr>
+              <w:spacing w:before="0" w:after="0" w:line="252" w:lineRule="auto"/>
+              <w:jc w:val="center"/>
+            </w:pPr>
+            <w:r/>
+            <w:r>
+              <w:rPr>
+                <w:rFonts w:ascii="Calibri" w:hAnsi="Calibri" w:eastAsia="Calibri"/>
+                <w:b w:val="0"/>
+                <w:color w:val="1A1A1A"/>
+                <w:sz w:val="17"/>
+              </w:rPr>
+              <w:t>52</w:t>
+            </w:r>
+          </w:p>
+        </w:tc>
+        <w:tc>
+          <w:tcPr>
+            <w:tcW w:type="dxa" w:w="3760"/>
+            <w:vAlign w:val="center"/>
+            <w:tcMar>
+              <w:top w:w="80" w:type="dxa"/>
+              <w:start w:w="120" w:type="dxa"/>
+              <w:bottom w:w="80" w:type="dxa"/>
+              <w:end w:w="120" w:type="dxa"/>
+            </w:tcMar>
+          </w:tcPr>
+          <w:p>
+            <w:pPr>
+              <w:spacing w:before="0" w:after="0" w:line="252" w:lineRule="auto"/>
+              <w:jc w:val="left"/>
+            </w:pPr>
+            <w:r/>
+            <w:r>
+              <w:rPr>
+                <w:rFonts w:ascii="Calibri" w:hAnsi="Calibri" w:eastAsia="Calibri"/>
+                <w:b w:val="0"/>
+                <w:color w:val="1A1A1A"/>
+                <w:sz w:val="17"/>
+              </w:rPr>
+              <w:t>Compaction costs six registers</w:t>
+            </w:r>
+          </w:p>
+        </w:tc>
+      </w:tr>
+      <w:tr>
+        <w:tc>
+          <w:tcPr>
+            <w:tcW w:type="dxa" w:w="2600"/>
+            <w:vAlign w:val="center"/>
+            <w:tcMar>
+              <w:top w:w="80" w:type="dxa"/>
+              <w:start w:w="120" w:type="dxa"/>
+              <w:bottom w:w="80" w:type="dxa"/>
+              <w:end w:w="120" w:type="dxa"/>
+            </w:tcMar>
+          </w:tcPr>
+          <w:p>
+            <w:pPr>
+              <w:spacing w:before="0" w:after="0" w:line="252" w:lineRule="auto"/>
+              <w:jc w:val="left"/>
+            </w:pPr>
+            <w:r/>
+            <w:r>
+              <w:rPr>
+                <w:rFonts w:ascii="Calibri" w:hAnsi="Calibri" w:eastAsia="Calibri"/>
+                <w:b w:val="0"/>
+                <w:color w:val="1A1A1A"/>
+                <w:sz w:val="17"/>
+              </w:rPr>
+              <w:t>Achieved occupancy</w:t>
+            </w:r>
+          </w:p>
+        </w:tc>
+        <w:tc>
+          <w:tcPr>
+            <w:tcW w:type="dxa" w:w="1450"/>
+            <w:vAlign w:val="center"/>
+            <w:tcMar>
+              <w:top w:w="80" w:type="dxa"/>
+              <w:start w:w="120" w:type="dxa"/>
+              <w:bottom w:w="80" w:type="dxa"/>
+              <w:end w:w="120" w:type="dxa"/>
+            </w:tcMar>
+          </w:tcPr>
+          <w:p>
+            <w:pPr>
+              <w:spacing w:before="0" w:after="0" w:line="252" w:lineRule="auto"/>
+              <w:jc w:val="center"/>
+            </w:pPr>
+            <w:r/>
+            <w:r>
+              <w:rPr>
+                <w:rFonts w:ascii="Calibri" w:hAnsi="Calibri" w:eastAsia="Calibri"/>
+                <w:b w:val="0"/>
+                <w:color w:val="1A1A1A"/>
+                <w:sz w:val="17"/>
+              </w:rPr>
+              <w:t>81.64%</w:t>
+            </w:r>
+          </w:p>
+        </w:tc>
+        <w:tc>
+          <w:tcPr>
+            <w:tcW w:type="dxa" w:w="1550"/>
+            <w:vAlign w:val="center"/>
+            <w:tcMar>
+              <w:top w:w="80" w:type="dxa"/>
+              <w:start w:w="120" w:type="dxa"/>
+              <w:bottom w:w="80" w:type="dxa"/>
+              <w:end w:w="120" w:type="dxa"/>
+            </w:tcMar>
+          </w:tcPr>
+          <w:p>
+            <w:pPr>
+              <w:spacing w:before="0" w:after="0" w:line="252" w:lineRule="auto"/>
+              <w:jc w:val="center"/>
+            </w:pPr>
+            <w:r/>
+            <w:r>
+              <w:rPr>
+                <w:rFonts w:ascii="Calibri" w:hAnsi="Calibri" w:eastAsia="Calibri"/>
+                <w:b w:val="0"/>
+                <w:color w:val="1A1A1A"/>
+                <w:sz w:val="17"/>
+              </w:rPr>
+              <w:t>65.61%</w:t>
+            </w:r>
+          </w:p>
+        </w:tc>
+        <w:tc>
+          <w:tcPr>
+            <w:tcW w:type="dxa" w:w="3760"/>
+            <w:vAlign w:val="center"/>
+            <w:tcMar>
+              <w:top w:w="80" w:type="dxa"/>
+              <w:start w:w="120" w:type="dxa"/>
+              <w:bottom w:w="80" w:type="dxa"/>
+              <w:end w:w="120" w:type="dxa"/>
+            </w:tcMar>
+          </w:tcPr>
+          <w:p>
+            <w:pPr>
+              <w:spacing w:before="0" w:after="0" w:line="252" w:lineRule="auto"/>
+              <w:jc w:val="left"/>
+            </w:pPr>
+            <w:r/>
+            <w:r>
+              <w:rPr>
+                <w:rFonts w:ascii="Calibri" w:hAnsi="Calibri" w:eastAsia="Calibri"/>
+                <w:b w:val="0"/>
+                <w:color w:val="1A1A1A"/>
+                <w:sz w:val="17"/>
+              </w:rPr>
+              <w:t>Register limit reduces resident warps</w:t>
+            </w:r>
+          </w:p>
+        </w:tc>
+      </w:tr>
+      <w:tr>
+        <w:tc>
+          <w:tcPr>
+            <w:tcW w:type="dxa" w:w="2600"/>
+            <w:vAlign w:val="center"/>
+            <w:tcMar>
+              <w:top w:w="80" w:type="dxa"/>
+              <w:start w:w="120" w:type="dxa"/>
+              <w:bottom w:w="80" w:type="dxa"/>
+              <w:end w:w="120" w:type="dxa"/>
+            </w:tcMar>
+          </w:tcPr>
+          <w:p>
+            <w:pPr>
+              <w:spacing w:before="0" w:after="0" w:line="252" w:lineRule="auto"/>
+              <w:jc w:val="left"/>
+            </w:pPr>
+            <w:r/>
+            <w:r>
+              <w:rPr>
+                <w:rFonts w:ascii="Calibri" w:hAnsi="Calibri" w:eastAsia="Calibri"/>
+                <w:b w:val="0"/>
+                <w:color w:val="1A1A1A"/>
+                <w:sz w:val="17"/>
+              </w:rPr>
+              <w:t>Compute throughput</w:t>
+            </w:r>
+          </w:p>
+        </w:tc>
+        <w:tc>
+          <w:tcPr>
+            <w:tcW w:type="dxa" w:w="1450"/>
+            <w:vAlign w:val="center"/>
+            <w:tcMar>
+              <w:top w:w="80" w:type="dxa"/>
+              <w:start w:w="120" w:type="dxa"/>
+              <w:bottom w:w="80" w:type="dxa"/>
+              <w:end w:w="120" w:type="dxa"/>
+            </w:tcMar>
+          </w:tcPr>
+          <w:p>
+            <w:pPr>
+              <w:spacing w:before="0" w:after="0" w:line="252" w:lineRule="auto"/>
+              <w:jc w:val="center"/>
+            </w:pPr>
+            <w:r/>
+            <w:r>
+              <w:rPr>
+                <w:rFonts w:ascii="Calibri" w:hAnsi="Calibri" w:eastAsia="Calibri"/>
+                <w:b w:val="0"/>
+                <w:color w:val="1A1A1A"/>
+                <w:sz w:val="17"/>
+              </w:rPr>
+              <w:t>66.19%</w:t>
+            </w:r>
+          </w:p>
+        </w:tc>
+        <w:tc>
+          <w:tcPr>
+            <w:tcW w:type="dxa" w:w="1550"/>
+            <w:vAlign w:val="center"/>
+            <w:tcMar>
+              <w:top w:w="80" w:type="dxa"/>
+              <w:start w:w="120" w:type="dxa"/>
+              <w:bottom w:w="80" w:type="dxa"/>
+              <w:end w:w="120" w:type="dxa"/>
+            </w:tcMar>
+          </w:tcPr>
+          <w:p>
+            <w:pPr>
+              <w:spacing w:before="0" w:after="0" w:line="252" w:lineRule="auto"/>
+              <w:jc w:val="center"/>
+            </w:pPr>
+            <w:r/>
+            <w:r>
+              <w:rPr>
+                <w:rFonts w:ascii="Calibri" w:hAnsi="Calibri" w:eastAsia="Calibri"/>
+                <w:b w:val="0"/>
+                <w:color w:val="1A1A1A"/>
+                <w:sz w:val="17"/>
+              </w:rPr>
+              <w:t>65.54%</w:t>
+            </w:r>
+          </w:p>
+        </w:tc>
+        <w:tc>
+          <w:tcPr>
+            <w:tcW w:type="dxa" w:w="3760"/>
+            <w:vAlign w:val="center"/>
+            <w:tcMar>
+              <w:top w:w="80" w:type="dxa"/>
+              <w:start w:w="120" w:type="dxa"/>
+              <w:bottom w:w="80" w:type="dxa"/>
+              <w:end w:w="120" w:type="dxa"/>
+            </w:tcMar>
+          </w:tcPr>
+          <w:p>
+            <w:pPr>
+              <w:spacing w:before="0" w:after="0" w:line="252" w:lineRule="auto"/>
+              <w:jc w:val="left"/>
+            </w:pPr>
+            <w:r/>
+            <w:r>
+              <w:rPr>
+                <w:rFonts w:ascii="Calibri" w:hAnsi="Calibri" w:eastAsia="Calibri"/>
+                <w:b w:val="0"/>
+                <w:color w:val="1A1A1A"/>
+                <w:sz w:val="17"/>
+              </w:rPr>
+              <w:t>Compute-heavy kernel</w:t>
+            </w:r>
+          </w:p>
+        </w:tc>
+      </w:tr>
+      <w:tr>
+        <w:tc>
+          <w:tcPr>
+            <w:tcW w:type="dxa" w:w="2600"/>
+            <w:vAlign w:val="center"/>
+            <w:tcMar>
+              <w:top w:w="80" w:type="dxa"/>
+              <w:start w:w="120" w:type="dxa"/>
+              <w:bottom w:w="80" w:type="dxa"/>
+              <w:end w:w="120" w:type="dxa"/>
+            </w:tcMar>
+          </w:tcPr>
+          <w:p>
+            <w:pPr>
+              <w:spacing w:before="0" w:after="0" w:line="252" w:lineRule="auto"/>
+              <w:jc w:val="left"/>
+            </w:pPr>
+            <w:r/>
+            <w:r>
+              <w:rPr>
+                <w:rFonts w:ascii="Calibri" w:hAnsi="Calibri" w:eastAsia="Calibri"/>
+                <w:b w:val="0"/>
+                <w:color w:val="1A1A1A"/>
+                <w:sz w:val="17"/>
+              </w:rPr>
+              <w:t>DRAM throughput</w:t>
+            </w:r>
+          </w:p>
+        </w:tc>
+        <w:tc>
+          <w:tcPr>
+            <w:tcW w:type="dxa" w:w="1450"/>
+            <w:vAlign w:val="center"/>
+            <w:tcMar>
+              <w:top w:w="80" w:type="dxa"/>
+              <w:start w:w="120" w:type="dxa"/>
+              <w:bottom w:w="80" w:type="dxa"/>
+              <w:end w:w="120" w:type="dxa"/>
+            </w:tcMar>
+          </w:tcPr>
+          <w:p>
+            <w:pPr>
+              <w:spacing w:before="0" w:after="0" w:line="252" w:lineRule="auto"/>
+              <w:jc w:val="center"/>
+            </w:pPr>
+            <w:r/>
+            <w:r>
+              <w:rPr>
+                <w:rFonts w:ascii="Calibri" w:hAnsi="Calibri" w:eastAsia="Calibri"/>
+                <w:b w:val="0"/>
+                <w:color w:val="1A1A1A"/>
+                <w:sz w:val="17"/>
+              </w:rPr>
+              <w:t>0.0030%</w:t>
+            </w:r>
+          </w:p>
+        </w:tc>
+        <w:tc>
+          <w:tcPr>
+            <w:tcW w:type="dxa" w:w="1550"/>
+            <w:vAlign w:val="center"/>
+            <w:tcMar>
+              <w:top w:w="80" w:type="dxa"/>
+              <w:start w:w="120" w:type="dxa"/>
+              <w:bottom w:w="80" w:type="dxa"/>
+              <w:end w:w="120" w:type="dxa"/>
+            </w:tcMar>
+          </w:tcPr>
+          <w:p>
+            <w:pPr>
+              <w:spacing w:before="0" w:after="0" w:line="252" w:lineRule="auto"/>
+              <w:jc w:val="center"/>
+            </w:pPr>
+            <w:r/>
+            <w:r>
+              <w:rPr>
+                <w:rFonts w:ascii="Calibri" w:hAnsi="Calibri" w:eastAsia="Calibri"/>
+                <w:b w:val="0"/>
+                <w:color w:val="1A1A1A"/>
+                <w:sz w:val="17"/>
+              </w:rPr>
+              <w:t>0.0079%</w:t>
+            </w:r>
+          </w:p>
+        </w:tc>
+        <w:tc>
+          <w:tcPr>
+            <w:tcW w:type="dxa" w:w="3760"/>
+            <w:vAlign w:val="center"/>
+            <w:tcMar>
+              <w:top w:w="80" w:type="dxa"/>
+              <w:start w:w="120" w:type="dxa"/>
+              <w:bottom w:w="80" w:type="dxa"/>
+              <w:end w:w="120" w:type="dxa"/>
+            </w:tcMar>
+          </w:tcPr>
+          <w:p>
+            <w:pPr>
+              <w:spacing w:before="0" w:after="0" w:line="252" w:lineRule="auto"/>
+              <w:jc w:val="left"/>
+            </w:pPr>
+            <w:r/>
+            <w:r>
+              <w:rPr>
+                <w:rFonts w:ascii="Calibri" w:hAnsi="Calibri" w:eastAsia="Calibri"/>
+                <w:b w:val="0"/>
+                <w:color w:val="1A1A1A"/>
+                <w:sz w:val="17"/>
+              </w:rPr>
+              <w:t>Not DRAM-bandwidth-bound</w:t>
+            </w:r>
+          </w:p>
+        </w:tc>
+      </w:tr>
+      <w:tr>
+        <w:tc>
+          <w:tcPr>
+            <w:tcW w:type="dxa" w:w="2600"/>
+            <w:vAlign w:val="center"/>
+            <w:tcMar>
+              <w:top w:w="80" w:type="dxa"/>
+              <w:start w:w="120" w:type="dxa"/>
+              <w:bottom w:w="80" w:type="dxa"/>
+              <w:end w:w="120" w:type="dxa"/>
+            </w:tcMar>
+          </w:tcPr>
+          <w:p>
+            <w:pPr>
+              <w:spacing w:before="0" w:after="0" w:line="252" w:lineRule="auto"/>
+              <w:jc w:val="left"/>
+            </w:pPr>
+            <w:r/>
+            <w:r>
+              <w:rPr>
+                <w:rFonts w:ascii="Calibri" w:hAnsi="Calibri" w:eastAsia="Calibri"/>
+                <w:b w:val="0"/>
+                <w:color w:val="1A1A1A"/>
+                <w:sz w:val="17"/>
+              </w:rPr>
+              <w:t>L2 throughput</w:t>
+            </w:r>
+          </w:p>
+        </w:tc>
+        <w:tc>
+          <w:tcPr>
+            <w:tcW w:type="dxa" w:w="1450"/>
+            <w:vAlign w:val="center"/>
+            <w:tcMar>
+              <w:top w:w="80" w:type="dxa"/>
+              <w:start w:w="120" w:type="dxa"/>
+              <w:bottom w:w="80" w:type="dxa"/>
+              <w:end w:w="120" w:type="dxa"/>
+            </w:tcMar>
+          </w:tcPr>
+          <w:p>
+            <w:pPr>
+              <w:spacing w:before="0" w:after="0" w:line="252" w:lineRule="auto"/>
+              <w:jc w:val="center"/>
+            </w:pPr>
+            <w:r/>
+            <w:r>
+              <w:rPr>
+                <w:rFonts w:ascii="Calibri" w:hAnsi="Calibri" w:eastAsia="Calibri"/>
+                <w:b w:val="0"/>
+                <w:color w:val="1A1A1A"/>
+                <w:sz w:val="17"/>
+              </w:rPr>
+              <w:t>0.095%</w:t>
+            </w:r>
+          </w:p>
+        </w:tc>
+        <w:tc>
+          <w:tcPr>
+            <w:tcW w:type="dxa" w:w="1550"/>
+            <w:vAlign w:val="center"/>
+            <w:tcMar>
+              <w:top w:w="80" w:type="dxa"/>
+              <w:start w:w="120" w:type="dxa"/>
+              <w:bottom w:w="80" w:type="dxa"/>
+              <w:end w:w="120" w:type="dxa"/>
+            </w:tcMar>
+          </w:tcPr>
+          <w:p>
+            <w:pPr>
+              <w:spacing w:before="0" w:after="0" w:line="252" w:lineRule="auto"/>
+              <w:jc w:val="center"/>
+            </w:pPr>
+            <w:r/>
+            <w:r>
+              <w:rPr>
+                <w:rFonts w:ascii="Calibri" w:hAnsi="Calibri" w:eastAsia="Calibri"/>
+                <w:b w:val="0"/>
+                <w:color w:val="1A1A1A"/>
+                <w:sz w:val="17"/>
+              </w:rPr>
+              <w:t>0.082%</w:t>
+            </w:r>
+          </w:p>
+        </w:tc>
+        <w:tc>
+          <w:tcPr>
+            <w:tcW w:type="dxa" w:w="3760"/>
+            <w:vAlign w:val="center"/>
+            <w:tcMar>
+              <w:top w:w="80" w:type="dxa"/>
+              <w:start w:w="120" w:type="dxa"/>
+              <w:bottom w:w="80" w:type="dxa"/>
+              <w:end w:w="120" w:type="dxa"/>
+            </w:tcMar>
+          </w:tcPr>
+          <w:p>
+            <w:pPr>
+              <w:spacing w:before="0" w:after="0" w:line="252" w:lineRule="auto"/>
+              <w:jc w:val="left"/>
+            </w:pPr>
+            <w:r/>
+            <w:r>
+              <w:rPr>
+                <w:rFonts w:ascii="Calibri" w:hAnsi="Calibri" w:eastAsia="Calibri"/>
+                <w:b w:val="0"/>
+                <w:color w:val="1A1A1A"/>
+                <w:sz w:val="17"/>
+              </w:rPr>
+              <w:t>Very light L2 pressure</w:t>
+            </w:r>
+          </w:p>
+        </w:tc>
+      </w:tr>
+      <w:tr>
+        <w:tc>
+          <w:tcPr>
+            <w:tcW w:type="dxa" w:w="2600"/>
+            <w:vAlign w:val="center"/>
+            <w:tcMar>
+              <w:top w:w="80" w:type="dxa"/>
+              <w:start w:w="120" w:type="dxa"/>
+              <w:bottom w:w="80" w:type="dxa"/>
+              <w:end w:w="120" w:type="dxa"/>
+            </w:tcMar>
+          </w:tcPr>
+          <w:p>
+            <w:pPr>
+              <w:spacing w:before="0" w:after="0" w:line="252" w:lineRule="auto"/>
+              <w:jc w:val="left"/>
+            </w:pPr>
+            <w:r/>
+            <w:r>
+              <w:rPr>
+                <w:rFonts w:ascii="Calibri" w:hAnsi="Calibri" w:eastAsia="Calibri"/>
+                <w:b w:val="0"/>
+                <w:color w:val="1A1A1A"/>
+                <w:sz w:val="17"/>
+              </w:rPr>
+              <w:t>XU / special-function pipe</w:t>
+            </w:r>
+          </w:p>
+        </w:tc>
+        <w:tc>
+          <w:tcPr>
+            <w:tcW w:type="dxa" w:w="1450"/>
+            <w:vAlign w:val="center"/>
+            <w:tcMar>
+              <w:top w:w="80" w:type="dxa"/>
+              <w:start w:w="120" w:type="dxa"/>
+              <w:bottom w:w="80" w:type="dxa"/>
+              <w:end w:w="120" w:type="dxa"/>
+            </w:tcMar>
+          </w:tcPr>
+          <w:p>
+            <w:pPr>
+              <w:spacing w:before="0" w:after="0" w:line="252" w:lineRule="auto"/>
+              <w:jc w:val="center"/>
+            </w:pPr>
+            <w:r/>
+            <w:r>
+              <w:rPr>
+                <w:rFonts w:ascii="Calibri" w:hAnsi="Calibri" w:eastAsia="Calibri"/>
+                <w:b w:val="0"/>
+                <w:color w:val="1A1A1A"/>
+                <w:sz w:val="17"/>
+              </w:rPr>
+              <w:t>20.06%</w:t>
+            </w:r>
+          </w:p>
+        </w:tc>
+        <w:tc>
+          <w:tcPr>
+            <w:tcW w:type="dxa" w:w="1550"/>
+            <w:vAlign w:val="center"/>
+            <w:tcMar>
+              <w:top w:w="80" w:type="dxa"/>
+              <w:start w:w="120" w:type="dxa"/>
+              <w:bottom w:w="80" w:type="dxa"/>
+              <w:end w:w="120" w:type="dxa"/>
+            </w:tcMar>
+          </w:tcPr>
+          <w:p>
+            <w:pPr>
+              <w:spacing w:before="0" w:after="0" w:line="252" w:lineRule="auto"/>
+              <w:jc w:val="center"/>
+            </w:pPr>
+            <w:r/>
+            <w:r>
+              <w:rPr>
+                <w:rFonts w:ascii="Calibri" w:hAnsi="Calibri" w:eastAsia="Calibri"/>
+                <w:b w:val="0"/>
+                <w:color w:val="1A1A1A"/>
+                <w:sz w:val="17"/>
+              </w:rPr>
+              <w:t>18.11%</w:t>
+            </w:r>
+          </w:p>
+        </w:tc>
+        <w:tc>
+          <w:tcPr>
+            <w:tcW w:type="dxa" w:w="3760"/>
+            <w:vAlign w:val="center"/>
+            <w:tcMar>
+              <w:top w:w="80" w:type="dxa"/>
+              <w:start w:w="120" w:type="dxa"/>
+              <w:bottom w:w="80" w:type="dxa"/>
+              <w:end w:w="120" w:type="dxa"/>
+            </w:tcMar>
+          </w:tcPr>
+          <w:p>
+            <w:pPr>
+              <w:spacing w:before="0" w:after="0" w:line="252" w:lineRule="auto"/>
+              <w:jc w:val="left"/>
+            </w:pPr>
+            <w:r/>
+            <w:r>
+              <w:rPr>
+                <w:rFonts w:ascii="Calibri" w:hAnsi="Calibri" w:eastAsia="Calibri"/>
+                <w:b w:val="0"/>
+                <w:color w:val="1A1A1A"/>
+                <w:sz w:val="17"/>
+              </w:rPr>
+              <w:t>Transcendental work is material</w:t>
+            </w:r>
+          </w:p>
+        </w:tc>
+      </w:tr>
+      <w:tr>
+        <w:tc>
+          <w:tcPr>
+            <w:tcW w:type="dxa" w:w="2600"/>
+            <w:vAlign w:val="center"/>
+            <w:tcMar>
+              <w:top w:w="80" w:type="dxa"/>
+              <w:start w:w="120" w:type="dxa"/>
+              <w:bottom w:w="80" w:type="dxa"/>
+              <w:end w:w="120" w:type="dxa"/>
+            </w:tcMar>
+          </w:tcPr>
+          <w:p>
+            <w:pPr>
+              <w:spacing w:before="0" w:after="0" w:line="252" w:lineRule="auto"/>
+              <w:jc w:val="left"/>
+            </w:pPr>
+            <w:r/>
+            <w:r>
+              <w:rPr>
+                <w:rFonts w:ascii="Calibri" w:hAnsi="Calibri" w:eastAsia="Calibri"/>
+                <w:b w:val="0"/>
+                <w:color w:val="1A1A1A"/>
+                <w:sz w:val="17"/>
+              </w:rPr>
+              <w:t>Global atomic requests</w:t>
+            </w:r>
+          </w:p>
+        </w:tc>
+        <w:tc>
+          <w:tcPr>
+            <w:tcW w:type="dxa" w:w="1450"/>
+            <w:vAlign w:val="center"/>
+            <w:tcMar>
+              <w:top w:w="80" w:type="dxa"/>
+              <w:start w:w="120" w:type="dxa"/>
+              <w:bottom w:w="80" w:type="dxa"/>
+              <w:end w:w="120" w:type="dxa"/>
+            </w:tcMar>
+          </w:tcPr>
+          <w:p>
+            <w:pPr>
+              <w:spacing w:before="0" w:after="0" w:line="252" w:lineRule="auto"/>
+              <w:jc w:val="center"/>
+            </w:pPr>
+            <w:r/>
+            <w:r>
+              <w:rPr>
+                <w:rFonts w:ascii="Calibri" w:hAnsi="Calibri" w:eastAsia="Calibri"/>
+                <w:b w:val="0"/>
+                <w:color w:val="1A1A1A"/>
+                <w:sz w:val="17"/>
+              </w:rPr>
+              <w:t>0</w:t>
+            </w:r>
+          </w:p>
+        </w:tc>
+        <w:tc>
+          <w:tcPr>
+            <w:tcW w:type="dxa" w:w="1550"/>
+            <w:vAlign w:val="center"/>
+            <w:tcMar>
+              <w:top w:w="80" w:type="dxa"/>
+              <w:start w:w="120" w:type="dxa"/>
+              <w:bottom w:w="80" w:type="dxa"/>
+              <w:end w:w="120" w:type="dxa"/>
+            </w:tcMar>
+          </w:tcPr>
+          <w:p>
+            <w:pPr>
+              <w:spacing w:before="0" w:after="0" w:line="252" w:lineRule="auto"/>
+              <w:jc w:val="center"/>
+            </w:pPr>
+            <w:r/>
+            <w:r>
+              <w:rPr>
+                <w:rFonts w:ascii="Calibri" w:hAnsi="Calibri" w:eastAsia="Calibri"/>
+                <w:b w:val="0"/>
+                <w:color w:val="1A1A1A"/>
+                <w:sz w:val="17"/>
+              </w:rPr>
+              <w:t>1,243</w:t>
+            </w:r>
+          </w:p>
+        </w:tc>
+        <w:tc>
+          <w:tcPr>
+            <w:tcW w:type="dxa" w:w="3760"/>
+            <w:vAlign w:val="center"/>
+            <w:tcMar>
+              <w:top w:w="80" w:type="dxa"/>
+              <w:start w:w="120" w:type="dxa"/>
+              <w:bottom w:w="80" w:type="dxa"/>
+              <w:end w:w="120" w:type="dxa"/>
+            </w:tcMar>
+          </w:tcPr>
+          <w:p>
+            <w:pPr>
+              <w:spacing w:before="0" w:after="0" w:line="252" w:lineRule="auto"/>
+              <w:jc w:val="left"/>
+            </w:pPr>
+            <w:r/>
+            <w:r>
+              <w:rPr>
+                <w:rFonts w:ascii="Calibri" w:hAnsi="Calibri" w:eastAsia="Calibri"/>
+                <w:b w:val="0"/>
+                <w:color w:val="1A1A1A"/>
+                <w:sz w:val="17"/>
+              </w:rPr>
+              <w:t>Exactly one per emitted event</w:t>
+            </w:r>
+          </w:p>
+        </w:tc>
+      </w:tr>
+      <w:tr>
+        <w:tc>
+          <w:tcPr>
+            <w:tcW w:type="dxa" w:w="2600"/>
+            <w:vAlign w:val="center"/>
+            <w:tcMar>
+              <w:top w:w="80" w:type="dxa"/>
+              <w:start w:w="120" w:type="dxa"/>
+              <w:bottom w:w="80" w:type="dxa"/>
+              <w:end w:w="120" w:type="dxa"/>
+            </w:tcMar>
+          </w:tcPr>
+          <w:p>
+            <w:pPr>
+              <w:spacing w:before="0" w:after="0" w:line="252" w:lineRule="auto"/>
+              <w:jc w:val="left"/>
+            </w:pPr>
+            <w:r/>
+            <w:r>
+              <w:rPr>
+                <w:rFonts w:ascii="Calibri" w:hAnsi="Calibri" w:eastAsia="Calibri"/>
+                <w:b w:val="0"/>
+                <w:color w:val="1A1A1A"/>
+                <w:sz w:val="17"/>
+              </w:rPr>
+              <w:t>L2 atomic-input activity</w:t>
+            </w:r>
+          </w:p>
+        </w:tc>
+        <w:tc>
+          <w:tcPr>
+            <w:tcW w:type="dxa" w:w="1450"/>
+            <w:vAlign w:val="center"/>
+            <w:tcMar>
+              <w:top w:w="80" w:type="dxa"/>
+              <w:start w:w="120" w:type="dxa"/>
+              <w:bottom w:w="80" w:type="dxa"/>
+              <w:end w:w="120" w:type="dxa"/>
+            </w:tcMar>
+          </w:tcPr>
+          <w:p>
+            <w:pPr>
+              <w:spacing w:before="0" w:after="0" w:line="252" w:lineRule="auto"/>
+              <w:jc w:val="center"/>
+            </w:pPr>
+            <w:r/>
+            <w:r>
+              <w:rPr>
+                <w:rFonts w:ascii="Calibri" w:hAnsi="Calibri" w:eastAsia="Calibri"/>
+                <w:b w:val="0"/>
+                <w:color w:val="1A1A1A"/>
+                <w:sz w:val="17"/>
+              </w:rPr>
+              <w:t>0.043%</w:t>
+            </w:r>
+          </w:p>
+        </w:tc>
+        <w:tc>
+          <w:tcPr>
+            <w:tcW w:type="dxa" w:w="1550"/>
+            <w:vAlign w:val="center"/>
+            <w:tcMar>
+              <w:top w:w="80" w:type="dxa"/>
+              <w:start w:w="120" w:type="dxa"/>
+              <w:bottom w:w="80" w:type="dxa"/>
+              <w:end w:w="120" w:type="dxa"/>
+            </w:tcMar>
+          </w:tcPr>
+          <w:p>
+            <w:pPr>
+              <w:spacing w:before="0" w:after="0" w:line="252" w:lineRule="auto"/>
+              <w:jc w:val="center"/>
+            </w:pPr>
+            <w:r/>
+            <w:r>
+              <w:rPr>
+                <w:rFonts w:ascii="Calibri" w:hAnsi="Calibri" w:eastAsia="Calibri"/>
+                <w:b w:val="0"/>
+                <w:color w:val="1A1A1A"/>
+                <w:sz w:val="17"/>
+              </w:rPr>
+              <w:t>0.039%</w:t>
+            </w:r>
+          </w:p>
+        </w:tc>
+        <w:tc>
+          <w:tcPr>
+            <w:tcW w:type="dxa" w:w="3760"/>
+            <w:vAlign w:val="center"/>
+            <w:tcMar>
+              <w:top w:w="80" w:type="dxa"/>
+              <w:start w:w="120" w:type="dxa"/>
+              <w:bottom w:w="80" w:type="dxa"/>
+              <w:end w:w="120" w:type="dxa"/>
+            </w:tcMar>
+          </w:tcPr>
+          <w:p>
+            <w:pPr>
+              <w:spacing w:before="0" w:after="0" w:line="252" w:lineRule="auto"/>
+              <w:jc w:val="left"/>
+            </w:pPr>
+            <w:r/>
+            <w:r>
+              <w:rPr>
+                <w:rFonts w:ascii="Calibri" w:hAnsi="Calibri" w:eastAsia="Calibri"/>
+                <w:b w:val="0"/>
+                <w:color w:val="1A1A1A"/>
+                <w:sz w:val="17"/>
+              </w:rPr>
+              <w:t>No measurable append bottleneck</w:t>
+            </w:r>
+          </w:p>
+        </w:tc>
+      </w:tr>
+    </w:tbl>
+    <w:p>
+      <w:pPr>
+        <w:spacing w:after="60"/>
+      </w:pPr>
+    </w:p>
+    <w:p>
+      <w:pPr>
+        <w:spacing w:after="120"/>
+      </w:pPr>
+      <w:r>
+        <w:rPr>
+          <w:rFonts w:ascii="Calibri" w:hAnsi="Calibri" w:eastAsia="Calibri"/>
+          <w:i/>
+          <w:color w:val="5E6670"/>
+        </w:rPr>
+        <w:t>Profiler replay ran near 947 MHz and inflated the benchmark-displayed profiled time; the normal sustained timing tables remain the latency source of record. For the count kernel, 41.57% of scheduler cycles had no eligible warp. The largest average stall indicators per issued instruction were branch resolving (3.05 warps), MIO throttle (2.55), and short scoreboard (2.49); long-scoreboard and global-load throttle were both zero.</w:t>
+      </w:r>
+    </w:p>
+    <w:p>
+      <w:pPr>
+        <w:spacing w:after="120"/>
+      </w:pPr>
+      <w:r>
+        <w:rPr>
+          <w:rFonts w:ascii="Calibri" w:hAnsi="Calibri" w:eastAsia="Calibri"/>
+          <w:i/>
+          <w:color w:val="5E6670"/>
+        </w:rPr>
+        <w:t>Nsight Compute did not expose a direct constant-cache hit-rate metric for this CC 12.0 report. It did expose 63.36% IDC request activity and 0.45% uniform-pipe utilization, while cubin inspection confirmed the 32 KiB constant allocation. Those figures are not a cache hit rate, so constant-cache efficiency remains unquantified rather than guessed.</w:t>
       </w:r>
     </w:p>
     <w:tbl>
@@ -6922,7 +8009,7 @@
         <w:keepNext/>
       </w:pPr>
       <w:r>
-        <w:t>What static evidence still says</w:t>
+        <w:t>Static evidence and measured compaction cost</w:t>
       </w:r>
     </w:p>
     <w:p>
@@ -6990,7 +8077,7 @@
           <w:rFonts w:ascii="Calibri" w:hAnsi="Calibri" w:eastAsia="Calibri"/>
           <w:color w:val="1A1A1A"/>
         </w:rPr>
-        <w:t>The seed and node arrays are compiled into CUDA constant memory; cache hit behavior was not measurable without counters.</w:t>
+        <w:t>The seed and node arrays are compiled into CUDA constant memory; this Nsight/CC 12.0 metric set did not provide a direct constant-cache hit rate.</w:t>
       </w:r>
     </w:p>
     <w:p>
@@ -7007,7 +8094,7 @@
           <w:rFonts w:ascii="Calibri" w:hAnsi="Calibri" w:eastAsia="Calibri"/>
           <w:color w:val="1A1A1A"/>
         </w:rPr>
-        <w:t>The compact path adds roughly 13-16% over direct counting and 64-67% over resident dense counting in these sparse-event tests.</w:t>
+        <w:t>The compact path adds roughly 13-16% over direct counting and 64-67% over resident dense counting in these sparse-event tests, but the atomic append itself is not the limiter at 0.003704% yield.</w:t>
       </w:r>
     </w:p>
     <w:p>
@@ -7974,7 +9061,24 @@
           <w:rFonts w:ascii="Calibri" w:hAnsi="Calibri" w:eastAsia="Calibri"/>
           <w:color w:val="1A1A1A"/>
         </w:rPr>
-        <w:t>Enable NVIDIA performance-counter access, rerun Nsight Compute, and capture achieved occupancy, constant-cache hit behavior, SFU pressure, DRAM/L2 traffic, stalls, and append serialization.</w:t>
+        <w:t>Reduce compact-kernel register pressure or test a split compaction design; its 52 registers/thread lower achieved occupancy from 81.64% to 65.61%.</w:t>
+      </w:r>
+    </w:p>
+    <w:p>
+      <w:pPr>
+        <w:spacing w:after="80" w:line="280" w:lineRule="auto"/>
+        <w:ind w:left="720" w:hanging="360"/>
+        <w:numPr>
+          <w:ilvl w:val="0"/>
+          <w:numId w:val="11"/>
+        </w:numPr>
+      </w:pPr>
+      <w:r>
+        <w:rPr>
+          <w:rFonts w:ascii="Calibri" w:hAnsi="Calibri" w:eastAsia="Calibri"/>
+          <w:color w:val="1A1A1A"/>
+        </w:rPr>
+        <w:t>If constant-cache hit rate is decision-critical, map a supported CC 12.0 counter or run a controlled constant-versus-global-memory A/B benchmark; the full Nsight set did not expose a direct hit-rate metric.</w:t>
       </w:r>
     </w:p>
     <w:p>
@@ -8256,7 +9360,75 @@
           <w:rFonts w:ascii="Calibri" w:hAnsi="Calibri" w:eastAsia="Calibri"/>
           <w:color w:val="1A1A1A"/>
         </w:rPr>
-        <w:t>profile_orbit_console.txt, profile_orbit_rerun_console.txt, and profile_orbit_third_attempt_console.txt - three Nsight permission failures and seed-only fallback executions.</w:t>
+        <w:t>profile_orbit_console.txt, profile_orbit_rerun_console.txt, and profile_orbit_third_attempt_console.txt - three pre-reboot Nsight permission failures.</w:t>
+      </w:r>
+    </w:p>
+    <w:p>
+      <w:pPr>
+        <w:spacing w:after="80" w:line="280" w:lineRule="auto"/>
+        <w:ind w:left="720" w:hanging="360"/>
+        <w:numPr>
+          <w:ilvl w:val="0"/>
+          <w:numId w:val="10"/>
+        </w:numPr>
+      </w:pPr>
+      <w:r>
+        <w:rPr>
+          <w:rFonts w:ascii="Calibri" w:hAnsi="Calibri" w:eastAsia="Calibri"/>
+          <w:color w:val="1A1A1A"/>
+        </w:rPr>
+        <w:t>profile_orbit_post_reboot_console.txt and orbit_seed_profile.ncu-rep - successful prescribed full seed profile.</w:t>
+      </w:r>
+    </w:p>
+    <w:p>
+      <w:pPr>
+        <w:spacing w:after="80" w:line="280" w:lineRule="auto"/>
+        <w:ind w:left="720" w:hanging="360"/>
+        <w:numPr>
+          <w:ilvl w:val="0"/>
+          <w:numId w:val="10"/>
+        </w:numPr>
+      </w:pPr>
+      <w:r>
+        <w:rPr>
+          <w:rFonts w:ascii="Calibri" w:hAnsi="Calibri" w:eastAsia="Calibri"/>
+          <w:color w:val="1A1A1A"/>
+        </w:rPr>
+        <w:t>profile_orbit_compact_console.txt and orbit_seed_compact_profile.ncu-rep - successful focused compact-event profile.</w:t>
+      </w:r>
+    </w:p>
+    <w:p>
+      <w:pPr>
+        <w:spacing w:after="80" w:line="280" w:lineRule="auto"/>
+        <w:ind w:left="720" w:hanging="360"/>
+        <w:numPr>
+          <w:ilvl w:val="0"/>
+          <w:numId w:val="10"/>
+        </w:numPr>
+      </w:pPr>
+      <w:r>
+        <w:rPr>
+          <w:rFonts w:ascii="Calibri" w:hAnsi="Calibri" w:eastAsia="Calibri"/>
+          <w:color w:val="1A1A1A"/>
+        </w:rPr>
+        <w:t>orbit_seed_ncu_raw.csv and orbit_seed_compact_ncu_raw.csv - raw exported hardware counters.</w:t>
+      </w:r>
+    </w:p>
+    <w:p>
+      <w:pPr>
+        <w:spacing w:after="80" w:line="280" w:lineRule="auto"/>
+        <w:ind w:left="720" w:hanging="360"/>
+        <w:numPr>
+          <w:ilvl w:val="0"/>
+          <w:numId w:val="10"/>
+        </w:numPr>
+      </w:pPr>
+      <w:r>
+        <w:rPr>
+          <w:rFonts w:ascii="Calibri" w:hAnsi="Calibri" w:eastAsia="Calibri"/>
+          <w:color w:val="1A1A1A"/>
+        </w:rPr>
+        <w:t>orbit_seed_profile_details.txt and orbit_seed_compact_profile_details.txt - human-readable counter summaries.</w:t>
       </w:r>
     </w:p>
     <w:p>
@@ -8734,7 +9906,7 @@
                 <w:color w:val="1A1A1A"/>
                 <w:sz w:val="17"/>
               </w:rPr>
-              <w:t>Profile</w:t>
+              <w:t>Seed profile</w:t>
             </w:r>
           </w:p>
         </w:tc>
@@ -8763,6 +9935,64 @@
                 <w:sz w:val="17"/>
               </w:rPr>
               <w:t>profile_orbit_windows.ps1 -BuildDir build-cuda128-vs</w:t>
+            </w:r>
+          </w:p>
+        </w:tc>
+      </w:tr>
+      <w:tr>
+        <w:tc>
+          <w:tcPr>
+            <w:tcW w:type="dxa" w:w="1900"/>
+            <w:vAlign w:val="center"/>
+            <w:tcMar>
+              <w:top w:w="80" w:type="dxa"/>
+              <w:start w:w="120" w:type="dxa"/>
+              <w:bottom w:w="80" w:type="dxa"/>
+              <w:end w:w="120" w:type="dxa"/>
+            </w:tcMar>
+          </w:tcPr>
+          <w:p>
+            <w:pPr>
+              <w:spacing w:before="0" w:after="0" w:line="252" w:lineRule="auto"/>
+              <w:jc w:val="left"/>
+            </w:pPr>
+            <w:r/>
+            <w:r>
+              <w:rPr>
+                <w:rFonts w:ascii="Calibri" w:hAnsi="Calibri" w:eastAsia="Calibri"/>
+                <w:b w:val="0"/>
+                <w:color w:val="1A1A1A"/>
+                <w:sz w:val="17"/>
+              </w:rPr>
+              <w:t>Compact profile</w:t>
+            </w:r>
+          </w:p>
+        </w:tc>
+        <w:tc>
+          <w:tcPr>
+            <w:tcW w:type="dxa" w:w="7460"/>
+            <w:vAlign w:val="center"/>
+            <w:tcMar>
+              <w:top w:w="80" w:type="dxa"/>
+              <w:start w:w="120" w:type="dxa"/>
+              <w:bottom w:w="80" w:type="dxa"/>
+              <w:end w:w="120" w:type="dxa"/>
+            </w:tcMar>
+          </w:tcPr>
+          <w:p>
+            <w:pPr>
+              <w:spacing w:before="0" w:after="0" w:line="252" w:lineRule="auto"/>
+              <w:jc w:val="left"/>
+            </w:pPr>
+            <w:r/>
+            <w:r>
+              <w:rPr>
+                <w:rFonts w:ascii="Calibri" w:hAnsi="Calibri" w:eastAsia="Calibri"/>
+                <w:b w:val="0"/>
+                <w:color w:val="1A1A1A"/>
+                <w:sz w:val="17"/>
+              </w:rPr>
+              <w:t>ncu --set full --kernel-name regex:query_seed_compact_kernel --launch-count 1 ... --mode all --write-events</w:t>
             </w:r>
           </w:p>
         </w:tc>
@@ -8850,7 +10080,7 @@
           <w:i w:val="0"/>
           <w:color w:val="1A1A1A"/>
         </w:rPr>
-        <w:t>The v0.3 architecture turns the earlier launch-sized microbenchmark into a legitimate sustained crossover experiment. The direct seed path is real, correct under the stated acceptance gate, memory-efficient, and narrowly faster than rebuilding a dense table for a one-off query. The design is promising as a query-first substrate, but it is not ready for operational orbital use until full-horizon numerical parity, hardware profiling, and SGP4 error/event-order validation are complete.</w:t>
+        <w:t>The v0.3 architecture turns the earlier launch-sized microbenchmark into a legitimate sustained crossover experiment. The direct seed path is real, correct under the stated acceptance gate, memory-efficient, narrowly faster than rebuilding a dense table for a one-off query, and demonstrably compute-bound. The design is promising as a query-first substrate, but it is not ready for operational orbital use until full-horizon numerical parity and SGP4 error/event-order validation are complete.</w:t>
       </w:r>
     </w:p>
     <w:sectPr>
